--- a/engse601/materials/exam/ENGSE601_Final_Reference_Sheet_TH.docx
+++ b/engse601/materials/exam/ENGSE601_Final_Reference_Sheet_TH.docx
@@ -36,7 +36,7 @@
           <w:sz w:val="32"/>
           <w:szCs w:val="32"/>
         </w:rPr>
-        <w:t xml:space="preserve">เปิดดูได้ตลอดการสอบ · แจกให้นักศึกษาก่อนสอบได้</w:t>
+        <w:t xml:space="preserve">เปิดดูได้ตลอดการสอบข้อเขียน · แจกให้นักศึกษาก่อนสอบได้ · ฉบับที่ 3</w:t>
       </w:r>
     </w:p>
     <w:p>
@@ -988,7 +988,7 @@
                 <w:sz w:val="26"/>
                 <w:szCs w:val="26"/>
               </w:rPr>
-              <w:t xml:space="preserve">ระบบช่วยให้ผู้ใช้จริงทำงานจริงได้หรือไม่</w:t>
+              <w:t xml:space="preserve">ระบบช่วยให้ผู้ใช้จริงทำงานจริงได้หรือไม่ ผู้ใช้เป็นผู้ตัดสิน</w:t>
             </w:r>
           </w:p>
         </w:tc>
@@ -1026,6 +1026,25 @@
         </w:tc>
       </w:tr>
     </w:tbl>
+    <w:p>
+      <w:pPr>
+        <w:spacing w:after="60" w:before="40" w:line="264"/>
+        <w:jc w:val="both"/>
+      </w:pPr>
+      <w:r>
+        <w:rPr>
+          <w:rFonts w:ascii="TH Sarabun New" w:cs="TH Sarabun New" w:eastAsia="TH Sarabun New" w:hAnsi="TH Sarabun New"/>
+          <w:b w:val="false"/>
+          <w:bCs w:val="false"/>
+          <w:i w:val="false"/>
+          <w:iCs w:val="false"/>
+          <w:color w:val="1A1A1A"/>
+          <w:sz w:val="30"/>
+          <w:szCs w:val="30"/>
+        </w:rPr>
+        <w:t xml:space="preserve">Non-functional: เกณฑ์ต้องวัดได้ มีตัวเลขและเงื่อนไข เช่น “หน้ารายงานเปิดภายใน 2 วินาที เมื่อมีข้อมูล 1,000 รายการ” · ตัวเลขที่ตั้งเองให้กำกับว่า “สมมติ” · “ระบบต้องเร็ว” วัดไม่ได้</w:t>
+      </w:r>
+    </w:p>
     <w:p>
       <w:pPr>
         <w:pStyle w:val="Heading2"/>
@@ -1062,7 +1081,7 @@
           <w:sz w:val="30"/>
           <w:szCs w:val="30"/>
         </w:rPr>
-        <w:t xml:space="preserve">Entry = สิ่งที่ต้องพร้อมก่อนเริ่มทดสอบ เช่น ระบบติดตั้งแล้ว มีข้อมูลและบัญชีทดสอบ · Exit = สิ่งที่ต้องเป็นจริงก่อนหยุดทดสอบ เช่น รันกรณีทดสอบครบ ไม่มีข้อบกพร่องร้ายแรงค้าง</w:t>
+        <w:t xml:space="preserve">Entry = สิ่งที่ต้องเป็นจริงก่อนเริ่มรันกรณีทดสอบข้อแรก · Exit = สิ่งที่เป็นจริงได้หลังรันแล้วเท่านั้น และต้องเป็นจริงก่อนหยุดทดสอบ · ถามตัวเองว่า “ข้อนี้เป็นจริงได้ก่อนรันข้อแรกหรือไม่”</w:t>
       </w:r>
     </w:p>
     <w:p>
@@ -1450,6 +1469,25 @@
     </w:tbl>
     <w:p>
       <w:pPr>
+        <w:spacing w:after="60" w:before="40" w:line="264"/>
+        <w:jc w:val="both"/>
+      </w:pPr>
+      <w:r>
+        <w:rPr>
+          <w:rFonts w:ascii="TH Sarabun New" w:cs="TH Sarabun New" w:eastAsia="TH Sarabun New" w:hAnsi="TH Sarabun New"/>
+          <w:b w:val="false"/>
+          <w:bCs w:val="false"/>
+          <w:i w:val="false"/>
+          <w:iCs w:val="false"/>
+          <w:color w:val="1A1A1A"/>
+          <w:sz w:val="30"/>
+          <w:szCs w:val="30"/>
+        </w:rPr>
+        <w:t xml:space="preserve">“ตั้งแต่ 18” รวม 18 · “มากกว่า 18” ไม่รวม 18</w:t>
+      </w:r>
+    </w:p>
+    <w:p>
+      <w:pPr>
         <w:pStyle w:val="Heading2"/>
         <w:keepNext/>
         <w:spacing w:after="70" w:before="200"/>
@@ -1484,7 +1522,7 @@
           <w:sz w:val="30"/>
           <w:szCs w:val="30"/>
         </w:rPr>
-        <w:t xml:space="preserve">ใช้เมื่อผลขึ้นกับเงื่อนไขหลายข้อพร้อมกัน · เงื่อนไขอยู่แถวบน ผลอยู่แถวล่าง · แต่ละคอลัมน์คือหนึ่งกรณี · เงื่อนไข 2 ข้อที่เป็นใช่หรือไม่ มีทั้งหมด 4 กรณี</w:t>
+        <w:t xml:space="preserve">ใช้เมื่อผลขึ้นกับเงื่อนไขหลายข้อพร้อมกัน · เงื่อนไขอยู่แถวบน ผลอยู่แถวล่าง · แต่ละคอลัมน์คือหนึ่งกรณี · เงื่อนไข 2 ข้อที่เป็นใช่หรือไม่ มีทั้งหมด 4 กรณี · อ่านลำดับความสำคัญของกฎ กฎที่ปฏิเสธทันทีมาก่อน</w:t>
       </w:r>
     </w:p>
     <w:p>
@@ -1523,7 +1561,7 @@
           <w:sz w:val="30"/>
           <w:szCs w:val="30"/>
         </w:rPr>
-        <w:t xml:space="preserve">มี รหัส · กฎที่ทดสอบ · เงื่อนไขก่อนทดสอบ · ข้อมูลที่ป้อน · ผลที่คาดหวังซึ่งมองเห็นได้ · ผลที่คาดหวังแบบ “ระบบทำงานถูกต้อง” ใช้ไม่ได้</w:t>
+        <w:t xml:space="preserve">มี รหัส · กฎที่ทดสอบ · เงื่อนไขก่อนทดสอบที่ครบทุกอย่างที่มีผลต่อผลลัพธ์ · ข้อมูลที่ป้อน · ผลที่คาดหวังซึ่งมองเห็นได้ · ผลที่คาดหวังแบบ “ระบบทำงานถูกต้อง” ใช้ไม่ได้</w:t>
       </w:r>
     </w:p>
     <w:p>
@@ -1562,7 +1600,7 @@
           <w:sz w:val="30"/>
           <w:szCs w:val="30"/>
         </w:rPr>
-        <w:t xml:space="preserve">หัวเรื่องที่บอกอาการ · อ้างอิงกฎและกรณีทดสอบ · ขั้นตอนทำซ้ำ · ผลที่คาดหวัง · ผลที่เกิดจริง · ความรุนแรงและความเร่งด่วน · ไม่ต้องเขียนวิธีแก้</w:t>
+        <w:t xml:space="preserve">หัวเรื่องที่บอกอาการ · อ้างอิงกฎและกรณีทดสอบ · ขั้นตอนทำซ้ำพร้อมค่าที่ใช้จริง · ผลที่คาดหวัง · ผลที่เกิดจริง · ต้นเหตุที่น่าจะเป็นถ้าวิเคราะห์ได้ เช่น ส่วนประกอบใดไม่ได้ตรวจกฎ · ความรุนแรงและความเร่งด่วน · ไม่ต้องเขียนวิธีแก้</w:t>
       </w:r>
     </w:p>
     <w:tbl>
@@ -1579,8 +1617,8 @@
       </w:tblPr>
       <w:tblGrid>
         <w:gridCol w:w="1443"/>
-        <w:gridCol w:w="3247"/>
-        <w:gridCol w:w="4330"/>
+        <w:gridCol w:w="2706"/>
+        <w:gridCol w:w="4871"/>
       </w:tblGrid>
       <w:tr>
         <w:trPr>
@@ -1621,7 +1659,7 @@
         </w:tc>
         <w:tc>
           <w:tcPr>
-            <w:tcW w:type="dxa" w:w="3247"/>
+            <w:tcW w:type="dxa" w:w="2706"/>
             <w:shd w:fill="12395B" w:val="clear"/>
             <w:tcMar>
               <w:top w:type="dxa" w:w="60"/>
@@ -1653,7 +1691,7 @@
         </w:tc>
         <w:tc>
           <w:tcPr>
-            <w:tcW w:type="dxa" w:w="4330"/>
+            <w:tcW w:type="dxa" w:w="4871"/>
             <w:shd w:fill="12395B" w:val="clear"/>
             <w:tcMar>
               <w:top w:type="dxa" w:w="60"/>
@@ -1722,7 +1760,7 @@
         </w:tc>
         <w:tc>
           <w:tcPr>
-            <w:tcW w:type="dxa" w:w="3247"/>
+            <w:tcW w:type="dxa" w:w="2706"/>
             <w:shd w:fill="FFFFFF" w:val="clear"/>
             <w:tcMar>
               <w:top w:type="dxa" w:w="60"/>
@@ -1754,7 +1792,7 @@
         </w:tc>
         <w:tc>
           <w:tcPr>
-            <w:tcW w:type="dxa" w:w="4330"/>
+            <w:tcW w:type="dxa" w:w="4871"/>
             <w:shd w:fill="FFFFFF" w:val="clear"/>
             <w:tcMar>
               <w:top w:type="dxa" w:w="60"/>
@@ -1780,7 +1818,7 @@
                 <w:sz w:val="26"/>
                 <w:szCs w:val="26"/>
               </w:rPr>
-              <w:t xml:space="preserve">ระบบให้ยืมเกินกฎ = สูง · สะกดผิด = ต่ำ</w:t>
+              <w:t xml:space="preserve">คำนวณยอดเงินผิด = สูง · สีปุ่มไม่ตรงแบบ = ต่ำ</w:t>
             </w:r>
           </w:p>
         </w:tc>
@@ -1823,7 +1861,7 @@
         </w:tc>
         <w:tc>
           <w:tcPr>
-            <w:tcW w:type="dxa" w:w="3247"/>
+            <w:tcW w:type="dxa" w:w="2706"/>
             <w:shd w:fill="F4F8FB" w:val="clear"/>
             <w:tcMar>
               <w:top w:type="dxa" w:w="60"/>
@@ -1855,7 +1893,7 @@
         </w:tc>
         <w:tc>
           <w:tcPr>
-            <w:tcW w:type="dxa" w:w="4330"/>
+            <w:tcW w:type="dxa" w:w="4871"/>
             <w:shd w:fill="F4F8FB" w:val="clear"/>
             <w:tcMar>
               <w:top w:type="dxa" w:w="60"/>
@@ -1881,12 +1919,31 @@
                 <w:sz w:val="26"/>
                 <w:szCs w:val="26"/>
               </w:rPr>
-              <w:t xml:space="preserve">ต้องแก้ก่อนส่งมอบ = สูง</w:t>
+              <w:t xml:space="preserve">กระทบงานหลัก หรือต้องใช้สาธิตเร็ว ๆ นี้ = สูง · รอรุ่นถัดไปได้ = ต่ำ</w:t>
             </w:r>
           </w:p>
         </w:tc>
       </w:tr>
     </w:tbl>
+    <w:p>
+      <w:pPr>
+        <w:spacing w:after="60" w:before="40" w:line="264"/>
+        <w:jc w:val="both"/>
+      </w:pPr>
+      <w:r>
+        <w:rPr>
+          <w:rFonts w:ascii="TH Sarabun New" w:cs="TH Sarabun New" w:eastAsia="TH Sarabun New" w:hAnsi="TH Sarabun New"/>
+          <w:b w:val="false"/>
+          <w:bCs w:val="false"/>
+          <w:i w:val="false"/>
+          <w:iCs w:val="false"/>
+          <w:color w:val="1A1A1A"/>
+          <w:sz w:val="30"/>
+          <w:szCs w:val="30"/>
+        </w:rPr>
+        <w:t xml:space="preserve">สองค่านี้ไม่จำเป็นต้องเท่ากัน เช่น ผลกระทบต่ำ แต่ต้องแก้ด่วนเพราะผู้ใช้ทุกคนเห็น</w:t>
+      </w:r>
+    </w:p>
     <w:p>
       <w:pPr>
         <w:pStyle w:val="Heading2"/>
@@ -2126,7 +2183,7 @@
                 <w:sz w:val="26"/>
                 <w:szCs w:val="26"/>
               </w:rPr>
-              <w:t xml:space="preserve">รันไม่ได้เพราะติดเงื่อนไขภายนอก ยังไม่รู้ผล</w:t>
+              <w:t xml:space="preserve">รันไม่ได้เพราะติดเงื่อนไขภายนอก ยังไม่รู้ผล ห้ามเปลี่ยนเป็น Pass</w:t>
             </w:r>
           </w:p>
         </w:tc>
@@ -2163,7 +2220,7 @@
                 <w:sz w:val="26"/>
                 <w:szCs w:val="26"/>
               </w:rPr>
-              <w:t xml:space="preserve">Ready</w:t>
+              <w:t xml:space="preserve">Not Executed</w:t>
             </w:r>
           </w:p>
         </w:tc>
@@ -2195,7 +2252,7 @@
                 <w:sz w:val="26"/>
                 <w:szCs w:val="26"/>
               </w:rPr>
-              <w:t xml:space="preserve">ส่งมอบได้ ไม่มีปัญหาสำคัญค้าง</w:t>
+              <w:t xml:space="preserve">ออกแบบแล้วแต่ยังไม่ได้รัน</w:t>
             </w:r>
           </w:p>
         </w:tc>
@@ -2232,7 +2289,7 @@
                 <w:sz w:val="26"/>
                 <w:szCs w:val="26"/>
               </w:rPr>
-              <w:t xml:space="preserve">Conditionally Ready</w:t>
+              <w:t xml:space="preserve">Ready</w:t>
             </w:r>
           </w:p>
         </w:tc>
@@ -2264,7 +2321,7 @@
                 <w:sz w:val="26"/>
                 <w:szCs w:val="26"/>
               </w:rPr>
-              <w:t xml:space="preserve">ส่งมอบได้เมื่อทำเงื่อนไขที่ระบุชัดเสร็จ</w:t>
+              <w:t xml:space="preserve">ผ่านเกณฑ์จบครบ ไม่มีข้อบกพร่องสำคัญค้าง</w:t>
             </w:r>
           </w:p>
         </w:tc>
@@ -2301,7 +2358,7 @@
                 <w:sz w:val="26"/>
                 <w:szCs w:val="26"/>
               </w:rPr>
-              <w:t xml:space="preserve">Not Ready</w:t>
+              <w:t xml:space="preserve">Conditionally Ready</w:t>
             </w:r>
           </w:p>
         </w:tc>
@@ -2333,7 +2390,76 @@
                 <w:sz w:val="26"/>
                 <w:szCs w:val="26"/>
               </w:rPr>
-              <w:t xml:space="preserve">ยังส่งมอบไม่ได้ เพราะมีปัญหาสำคัญหรือยังไม่รู้ผลในส่วนสำคัญ</w:t>
+              <w:t xml:space="preserve">ไม่มีข้อบกพร่องรุนแรงสูงค้าง แต่ยังมีปัญหาเล็ก หรือสิ่งที่ Blocked หรือยังไม่ได้รัน ซึ่งผู้รับผิดชอบยอมรับได้ พร้อมเงื่อนไขที่ตรวจได้</w:t>
+            </w:r>
+          </w:p>
+        </w:tc>
+      </w:tr>
+      <w:tr>
+        <w:trPr>
+          <w:cantSplit/>
+        </w:trPr>
+        <w:tc>
+          <w:tcPr>
+            <w:tcW w:type="dxa" w:w="2345"/>
+            <w:shd w:fill="F4F8FB" w:val="clear"/>
+            <w:tcMar>
+              <w:top w:type="dxa" w:w="60"/>
+              <w:left w:type="dxa" w:w="95"/>
+              <w:bottom w:type="dxa" w:w="60"/>
+              <w:right w:type="dxa" w:w="95"/>
+            </w:tcMar>
+            <w:vAlign w:val="top"/>
+          </w:tcPr>
+          <w:p>
+            <w:pPr>
+              <w:spacing w:after="0" w:before="0" w:line="250"/>
+              <w:jc w:val="left"/>
+            </w:pPr>
+            <w:r>
+              <w:rPr>
+                <w:rFonts w:ascii="TH Sarabun New" w:cs="TH Sarabun New" w:eastAsia="TH Sarabun New" w:hAnsi="TH Sarabun New"/>
+                <w:b w:val="false"/>
+                <w:bCs w:val="false"/>
+                <w:i w:val="false"/>
+                <w:iCs w:val="false"/>
+                <w:color w:val="1A1A1A"/>
+                <w:sz w:val="26"/>
+                <w:szCs w:val="26"/>
+              </w:rPr>
+              <w:t xml:space="preserve">Not Ready</w:t>
+            </w:r>
+          </w:p>
+        </w:tc>
+        <w:tc>
+          <w:tcPr>
+            <w:tcW w:type="dxa" w:w="6675"/>
+            <w:shd w:fill="F4F8FB" w:val="clear"/>
+            <w:tcMar>
+              <w:top w:type="dxa" w:w="60"/>
+              <w:left w:type="dxa" w:w="95"/>
+              <w:bottom w:type="dxa" w:w="60"/>
+              <w:right w:type="dxa" w:w="95"/>
+            </w:tcMar>
+            <w:vAlign w:val="top"/>
+          </w:tcPr>
+          <w:p>
+            <w:pPr>
+              <w:spacing w:after="0" w:before="0" w:line="250"/>
+              <w:jc w:val="left"/>
+            </w:pPr>
+            <w:r>
+              <w:rPr>
+                <w:rFonts w:ascii="TH Sarabun New" w:cs="TH Sarabun New" w:eastAsia="TH Sarabun New" w:hAnsi="TH Sarabun New"/>
+                <w:b w:val="false"/>
+                <w:bCs w:val="false"/>
+                <w:i w:val="false"/>
+                <w:iCs w:val="false"/>
+                <w:color w:val="1A1A1A"/>
+                <w:sz w:val="26"/>
+                <w:szCs w:val="26"/>
+              </w:rPr>
+              <w:t xml:space="preserve">ยังมีข้อบกพร่องรุนแรงสูงค้าง หรือหน้าที่หลักยังไม่ได้ทดสอบ</w:t>
             </w:r>
           </w:p>
         </w:tc>
@@ -2405,7 +2531,7 @@
         <w:sz w:val="22"/>
         <w:szCs w:val="22"/>
       </w:rPr>
-      <w:t xml:space="preserve">FINAL-REF v2</w:t>
+      <w:t xml:space="preserve">FINAL-REF v3</w:t>
     </w:r>
     <w:r>
       <w:rPr>
